--- a/paper/mam/manuscript.docx
+++ b/paper/mam/manuscript.docx
@@ -145,7 +145,7 @@
         <w:pStyle w:val="BodyText"/>
       </w:pPr>
       <w:r>
-        <w:t xml:space="preserve">These matchers work at a fixed internal image size of several hundred pixels, so a large image is shrunk before matching. When the narrow image covers a few per cent of the wide one, its whole field shrinks to a small patch of the wide image and most of its detail is lost. The obvious remedy is to tile: cut the wide image into tiles about the size of the narrow image, match each tile against the narrow image, pool all the correspondences, and fit one transformation to them. The idea needs no training and treats the matcher as a black box, which makes it the first thing many users will try.</w:t>
+        <w:t xml:space="preserve">These matchers work at a fixed internal image size of several hundred pixels, so a large image is shrunk before matching. When the narrow image covers a few per cent of the wide one, its whole field shrinks to a small patch of the wide image and most of its detail is lost. The obvious remedy is to tile: cut the wide image into tiles about the size of the narrow image, match each tile against the narrow image, pool all the correspondences, and fit one transformation to them. The idea needs no training and treats the matcher as a black box, which makes it the first thing many users will try. Durmaz et al. (2026b) suggest a filtered version for pairs with a large difference in field of view: fit each tile on its own and discard the tiles whose correspondences are mostly outliers, as tiles that show no part of the narrow image.</w:t>
       </w:r>
     </w:p>
     <w:p>
@@ -695,7 +695,7 @@
         <w:pStyle w:val="FirstParagraph"/>
       </w:pPr>
       <w:r>
-        <w:t xml:space="preserve">All methods were run with the released weights named in Section 2.5 through our own open evaluation code (Data Availability). The large-language-model assistant Claude (Anthropic) was used to help write analysis and plotting code and to draft and edit the text. The author checked all code, reran every analysis from the released result files, and takes full responsibility for the content.</w:t>
+        <w:t xml:space="preserve">All methods were run with the released weights named in Section 2.5 through our own open evaluation code (Data Availability). The large-language-model assistant Claude (Anthropic) was used to help draft and edit the text for clarity. The author checked all edits and takes full responsibility for the content.</w:t>
       </w:r>
     </w:p>
     <w:bookmarkEnd w:id="24"/>
@@ -1420,6 +1420,24 @@
       </w:r>
       <w:r>
         <w:t xml:space="preserve">It covers 81 of 187 pairs and misses 6 pairs that RoMa registers directly (Section 3.2). Rerunning the remaining 106 pairs needs 4,303 further tile matches on a graphics processor. The implementation also sized tiles in the narrow image’s pixels and padded small wide images with mirror copies (Section 2.6); sizing tiles in the wide image’s pixels would test tiling on the padded pairs as well.</w:t>
+      </w:r>
+    </w:p>
+    <w:p>
+      <w:pPr>
+        <w:pStyle w:val="BodyText"/>
+      </w:pPr>
+      <w:r>
+        <w:rPr>
+          <w:b/>
+          <w:bCs/>
+        </w:rPr>
+        <w:t xml:space="preserve">Tile filtering was not tested.</w:t>
+      </w:r>
+      <w:r>
+        <w:t xml:space="preserve"> </w:t>
+      </w:r>
+      <w:r>
+        <w:t xml:space="preserve">Neither scheme is the filtered version suggested by Durmaz et al. (2026b), which discards tiles whose correspondences are mostly outliers. Pooled tiling keeps every tile, and the checked search’s tile stage keeps only the tile that mutual information prefers; it supplied the answer on one pair (Section 3.3). Whether the share of inliers in each tile picks out the right tile, where the inlier count of a whole-image match does not (Section 4.2), is the natural next test.</w:t>
       </w:r>
     </w:p>
     <w:p>

--- a/paper/mam/manuscript.docx
+++ b/paper/mam/manuscript.docx
@@ -129,7 +129,7 @@
         <w:pStyle w:val="BodyText"/>
       </w:pPr>
       <w:r>
-        <w:t xml:space="preserve">Figure 1 shows three pairs from the public benchmark used in this paper and the two things that make registration hard. The first is appearance. The two images of a pair are formed by different physics, so the same feature can be bright in one and dark in the other, or can appear as orientation colour in an EBSD map and as topographic contrast in an SEM image (Figure 1A, B). The second is field of view. One image often covers only a small part of the other: in Figure 1C the narrow image covers 4.9 % of the wide image’s area, and in the most extreme pair of the benchmark it covers 1.85 %. Classical registration methods assume that the two images look alike and have similar scale. Feature matching with the scale-invariant feature transform (SIFT) (Lowe, 2004) and intensity-based registration by mutual information (Maes et al., 1997) both fail on most correlative pairs (Durmaz et al., 2026a), and we confirm this below.</w:t>
+        <w:t xml:space="preserve">Figure 1 shows three pairs from the public benchmark used in this paper and the two things that make registration hard. The first is appearance. The two images of a pair are formed by different physics, so the same feature can be bright in one and dark in the other, or can appear as orientation colour in an EBSD map and as topographic contrast in an SEM image (Figure 1A–D). The second is field of view. One image often covers only a small part of the other: in Figure 1E, F the narrow image covers 4.9 % of the wide image’s area, and in the most extreme pair of the benchmark it covers 1.85 %. Classical registration methods assume that the two images look alike and have similar scale. Feature matching with the scale-invariant feature transform (SIFT) (Lowe, 2004) and intensity-based registration by mutual information (Maes et al., 1997) both fail on most correlative pairs (Durmaz et al., 2026a), and we confirm this below.</w:t>
       </w:r>
     </w:p>
     <w:p>
@@ -302,7 +302,7 @@
         <w:t xml:space="preserve"> </w:t>
       </w:r>
       <w:r>
-        <w:t xml:space="preserve">Many correspondences are wrong, so the transformation is fitted with a robust estimator. The idea, due to Fischler and Bolles (1981), is to fit a candidate transformation to a small random subset of the correspondences, count how many of all the correspondences agree with it, repeat many times, and keep the candidate with the most agreement. Correspondences that agree to within a set distance, here 5.5 pixels, are called inliers; the rest are outliers. We use MAGSAC++ (Barath et al., 2020), a modern version of this idea that weighs agreement more smoothly than a hard cut-off. Two kinds of transformation are fitted. An affine transformation allows shift, rotation, scaling and shear (six numbers); a homography also allows perspective distortion (eight numbers). The one kept is chosen by a rule that rewards a small fitting residual and penalises the extra two numbers of the homography. In Figure 2A, robust fitting kept 2,032 of the 10,000 correspondences and rejected 7,968.</w:t>
+        <w:t xml:space="preserve">Many correspondences are wrong, so the transformation is fitted with a robust estimator. The idea, due to Fischler and Bolles (1981), is to fit a candidate transformation to a small random subset of the correspondences, count how many of all the correspondences agree with it, repeat many times, and keep the candidate with the most agreement. Correspondences that agree to within a set distance, here 5.5 pixels, are called inliers; the rest are outliers. We use MAGSAC++ (Barath et al., 2020), a modern version of this idea that weighs agreement more smoothly than a hard cut-off. Two kinds of transformation are fitted. An affine transformation allows shift, rotation, scaling and shear (six numbers); a homography also allows perspective distortion (eight numbers). The one kept is chosen by a rule that rewards a small fitting residual and penalises the extra two numbers of the homography. In Figure 2A, B, robust fitting kept 2,032 of the 10,000 correspondences and rejected 7,968.</w:t>
       </w:r>
     </w:p>
     <w:p>
@@ -320,7 +320,7 @@
         <w:t xml:space="preserve"> </w:t>
       </w:r>
       <w:r>
-        <w:t xml:space="preserve">The fitted transformation maps every point of the narrow image into the wide one. Drawing the narrow image’s border through it shows where the method thinks the narrow image lies (Figure 2B).</w:t>
+        <w:t xml:space="preserve">The fitted transformation maps every point of the narrow image into the wide one. Drawing the narrow image’s border through it shows where the method thinks the narrow image lies (Figure 2C).</w:t>
       </w:r>
     </w:p>
     <w:p>
@@ -338,7 +338,7 @@
         <w:t xml:space="preserve"> </w:t>
       </w:r>
       <w:r>
-        <w:t xml:space="preserve">Each annotated point of the narrow image is mapped into the wide image by the fitted transformation, and its distance from the matching annotated point in the wide image is measured, in pixels of the wide image (Figure 2C). A pair’s registration error is the mean of these distances.</w:t>
+        <w:t xml:space="preserve">Each annotated point of the narrow image is mapped into the wide image by the fitted transformation, and its distance from the matching annotated point in the wide image is measured, in pixels of the wide image (Figure 2D). A pair’s registration error is the mean of these distances.</w:t>
       </w:r>
     </w:p>
     <w:p>
@@ -356,7 +356,7 @@
         <w:t xml:space="preserve"> </w:t>
       </w:r>
       <w:r>
-        <w:t xml:space="preserve">A pair counts as registered if its error is below 10 pixels. We also report 20 pixels, and for each method the median error over the pairs it produced a transformation for. For the pair in Figure 2 the error is 2.7 pixels, so it is registered.</w:t>
+        <w:t xml:space="preserve">A pair counts as registered if its error is below 10 pixels. We also report 20 pixels, and for each method the median error over the pairs it produced a transformation for. For the pair in Figure 2 the error is 2.7 pixels (Figure 2E), so it is registered.</w:t>
       </w:r>
     </w:p>
     <w:p>
@@ -760,7 +760,7 @@
         <w:pStyle w:val="BodyText"/>
       </w:pPr>
       <w:r>
-        <w:t xml:space="preserve">Figure 4A and 4B show what failure looks like. In Figure 4A the two images are STEM images of the same area from the same instrument, one recorded with a dark-field detector and one with an annular dark-field detector. The dislocations are visible in both, but with different contrast, and MatchAnything-RoMa places the narrow image 2,043 pixels from where it belongs. In Figure 4B the narrow image is a light optical micrograph that covers 1.9 % of a lower-magnification light optical image of the same specimen. At the wide image’s pixel size, the narrow image’s entire field is recorded in 239 by 195 pixels (middle panel), so the fine structure the narrow image shows is simply not present in the wide one. The matcher places it 623 pixels away.</w:t>
+        <w:t xml:space="preserve">Figure 4A–F shows what failure looks like. In Figure 4A–C the two images are STEM images of the same area from the same instrument, one recorded with a dark-field detector and one with an annular dark-field detector. The dislocations are visible in both, but with different contrast, and MatchAnything-RoMa places the narrow image 2,043 pixels from where it belongs. In Figure 4D–F the narrow image is a light optical micrograph that covers 1.9 % of a lower-magnification light optical image of the same specimen. At the wide image’s pixel size, the narrow image’s entire field is recorded in 239 by 195 pixels (Figure 4E), so the fine structure the narrow image shows is simply not present in the wide one. The matcher places it 623 pixels away.</w:t>
       </w:r>
     </w:p>
     <w:p>
@@ -794,7 +794,7 @@
         <w:pStyle w:val="FirstParagraph"/>
       </w:pPr>
       <w:r>
-        <w:t xml:space="preserve">Pooled tiling (Section 2.6) made registration worse (Table 4). On the 33 genuinely tiled pairs, the median error rose from 68 pixels for the whole image matched once to 538 pixels for the pooled tiles, and the error rose on 26 of the 33 pairs (Figure 3E). Of the 4 pairs the direct match registered within 20 pixels, pooling kept 1 and moved the others to errors of 25, 335 and 6,580 pixels. Pooling lowered the error on 7 pairs, all of which the direct match had missed by more than 100 pixels, and none of them came within 20 pixels. On the 48 padded pairs, the error rose on all 48 and the number registered within 10 pixels fell from 10 to 1; that failure belongs to the padding, not to tiling (Section 2.6).</w:t>
+        <w:t xml:space="preserve">Pooled tiling (Section 2.6) made registration worse (Table 4). On the 33 genuinely tiled pairs, the median error rose from 68 pixels for the whole image matched once to 538 pixels for the pooled tiles, and the error rose on 26 of the 33 pairs (Figure 3F). Of the 4 pairs the direct match registered within 20 pixels, pooling kept 1 and moved the others to errors of 25, 335 and 6,580 pixels. Pooling lowered the error on 7 pairs, all of which the direct match had missed by more than 100 pixels, and none of them came within 20 pixels. On the 48 padded pairs, the error rose on all 48 and the number registered within 10 pixels fell from 10 to 1; that failure belongs to the padding, not to tiling (Section 2.6).</w:t>
       </w:r>
     </w:p>
     <w:p>
@@ -802,7 +802,7 @@
         <w:pStyle w:val="BodyText"/>
       </w:pPr>
       <w:r>
-        <w:t xml:space="preserve">Figure 3 shows the mechanism on one pair, an SEM backscattered-electron image and an EBSD pattern-sharpness map of the same sectioned specimen, which pooled tiling cut into 92 tiles. A tile that lies inside the narrow image’s true outline returned 10,000 correspondences, 87 % of them with certainty above the 0.05 cut-off (Figure 3B). A tile that lies entirely outside the outline also returned 10,000 correspondences (Figure 3C). Only 11 % of those cleared the cut-off, so the matcher’s certainty did register that something was wrong, but the output step returned the full 10,000 anyway, and pooled tiling, like most fitting procedures, does not use certainty. Every tile that does not contain the narrow image therefore adds 10,000 wrong correspondences to the pool.</w:t>
+        <w:t xml:space="preserve">Figure 3 shows the mechanism on one pair, an SEM backscattered-electron image and an EBSD pattern-sharpness map of the same sectioned specimen, which pooled tiling cut into 92 tiles. A tile that lies inside the narrow image’s true outline returned 10,000 correspondences, 87 % of them with certainty above the 0.05 cut-off (Figure 3C). A tile that lies entirely outside the outline also returned 10,000 correspondences (Figure 3D). Only 11 % of those cleared the cut-off, so the matcher’s certainty did register that something was wrong, but the output step returned the full 10,000 anyway, and pooled tiling, like most fitting procedures, does not use certainty. Every tile that does not contain the narrow image therefore adds 10,000 wrong correspondences to the pool.</w:t>
       </w:r>
     </w:p>
     <w:p>
@@ -810,7 +810,7 @@
         <w:pStyle w:val="BodyText"/>
       </w:pPr>
       <w:r>
-        <w:t xml:space="preserve">The effect on robust fitting follows by counting. With 75 tiles, the median on the tiled pairs, a pool holds 750,000 correspondences, and the largest pool held 9,420,000 from 942 tiles. A tile outside the narrow image contributes only wrong correspondences, and a tile inside it contains only part of the narrow image, so many of its correspondences are wrong too: fitted on its own, the inside tile of Figure 3B misses by 744 pixels. The share of correspondences that robust fitting could keep fell from a median of 0.10 for the whole image to 0.0009 for the pooled tiles, more than a hundredfold (Figure 3D). Robust estimators tolerate a large share of outliers, but not an arbitrarily large one. Once correct correspondences are a small fraction of a percent of the pool, a random subset almost never consists of correct ones, and a wrong transformation that happens to agree with many wrong correspondences wins.</w:t>
+        <w:t xml:space="preserve">The effect on robust fitting follows by counting. With 75 tiles, the median on the tiled pairs, a pool holds 750,000 correspondences, and the largest pool held 9,420,000 from 942 tiles. A tile outside the narrow image contributes only wrong correspondences, and a tile inside it contains only part of the narrow image, so many of its correspondences are wrong too: fitted on its own, the inside tile of Figure 3C misses by 744 pixels. The share of correspondences that robust fitting could keep fell from a median of 0.10 for the whole image to 0.0009 for the pooled tiles, more than a hundredfold (Figure 3E). Robust estimators tolerate a large share of outliers, but not an arbitrarily large one. Once correct correspondences are a small fraction of a percent of the pool, a random subset almost never consists of correct ones, and a wrong transformation that happens to agree with many wrong correspondences wins.</w:t>
       </w:r>
     </w:p>
     <w:p>
@@ -1121,7 +1121,7 @@
         <w:pStyle w:val="FirstParagraph"/>
       </w:pPr>
       <w:r>
-        <w:t xml:space="preserve">Fine-tuning MatchAnything-RoMa on 131 benchmark pairs (Section 2.10) cut the median error on the 16 TEM pairs of the test set from 294 to 61 pixels. It did so at a cost. The 4 test pairs from the C103 series, whose combination of SEM and light optical height mapping had no training pairs, were all registered within 20 pixels before fine-tuning and none after (Figure 4C shows one of them: 6 pixels before, 473 after). Over the whole test set the number registered within 20 pixels fell from 11 to 7 of 28. This is catastrophic forgetting (Kirkpatrick et al., 2017) in its narrow sense: the network lost an ability it had, on a combination it was never shown, while improving on what it was shown.</w:t>
+        <w:t xml:space="preserve">Fine-tuning MatchAnything-RoMa on 131 benchmark pairs (Section 2.10) cut the median error on the 16 TEM pairs of the test set from 294 to 61 pixels. It did so at a cost. The 4 test pairs from the C103 series, whose combination of SEM and light optical height mapping had no training pairs, were all registered within 20 pixels before fine-tuning and none after (Figure 4G–I shows one of them: 6 pixels before, 473 after). Over the whole test set the number registered within 20 pixels fell from 11 to 7 of 28. This is catastrophic forgetting (Kirkpatrick et al., 2017) in its narrow sense: the network lost an ability it had, on a combination it was never shown, while improving on what it was shown.</w:t>
       </w:r>
     </w:p>
     <w:p>
@@ -1137,7 +1137,7 @@
         <w:pStyle w:val="BodyText"/>
       </w:pPr>
       <w:r>
-        <w:t xml:space="preserve">Figure 4C also shows that the matcher’s certainty does not flag this failure. After fine-tuning, 66 % of the 10,000 correspondences it returned for that pair cleared the certainty cut-off, and the transformation was still wrong by 473 pixels.</w:t>
+        <w:t xml:space="preserve">Figure 4H also shows that the matcher’s certainty does not flag this failure. After fine-tuning, 66 % of the 10,000 correspondences it returned for that pair cleared the certainty cut-off, and the transformation was still wrong by 473 pixels.</w:t>
       </w:r>
     </w:p>
     <w:bookmarkEnd w:id="31"/>
@@ -1303,7 +1303,7 @@
         <w:t xml:space="preserve"> </w:t>
       </w:r>
       <w:r>
-        <w:t xml:space="preserve">On the 149 pairs where we could check it, every registered pair had at least 93 % of its correspondences above RoMa’s certainty cut-off, and most badly failed pairs had fewer (Section 3.1). A low share is a warning sign worth checking for. A high share is not a guarantee: many failures had a high share, and the fine-tuned network in Figure 4C was confidently wrong.</w:t>
+        <w:t xml:space="preserve">On the 149 pairs where we could check it, every registered pair had at least 93 % of its correspondences above RoMa’s certainty cut-off, and most badly failed pairs had fewer (Section 3.1). A low share is a warning sign worth checking for. A high share is not a guarantee: many failures had a high share, and the fine-tuned network in Figure 4H was confidently wrong.</w:t>
       </w:r>
     </w:p>
     <w:p>
@@ -4768,7 +4768,7 @@
         <w:t xml:space="preserve"> </w:t>
       </w:r>
       <w:r>
-        <w:t xml:space="preserve">The registration problem in three pairs from the AmalgaMatch benchmark. Top row: the wide image, with the true outline of the narrow image (yellow) and the annotated points (yellow dots). Bottom row: the narrow image with the same annotated points.</w:t>
+        <w:t xml:space="preserve">The registration problem in three pairs from the AmalgaMatch benchmark. Each row is one pair. Left: the wide image, with the true outline of the narrow image (yellow) and the annotated points (yellow dots). Right: the narrow image, with the same annotated points.</w:t>
       </w:r>
       <w:r>
         <w:t xml:space="preserve"> </w:t>
@@ -4778,13 +4778,13 @@
           <w:b/>
           <w:bCs/>
         </w:rPr>
-        <w:t xml:space="preserve">A:</w:t>
-      </w:r>
-      <w:r>
-        <w:t xml:space="preserve"> </w:t>
-      </w:r>
-      <w:r>
-        <w:t xml:space="preserve">an EBSD pattern-sharpness map and an SEM backscattered-electron image of the same area of a cobalt-nickel alloy; the two images cover nearly the same area but record different physical signals.</w:t>
+        <w:t xml:space="preserve">A, B:</w:t>
+      </w:r>
+      <w:r>
+        <w:t xml:space="preserve"> </w:t>
+      </w:r>
+      <w:r>
+        <w:t xml:space="preserve">Same area, different contrast. An EBSD pattern-sharpness map (A) and an SEM backscattered-electron image (B) of the same area of a cobalt-nickel alloy; the narrow image covers 99 % of the wide image’s area, and 47 points are annotated. The two images record different physical signals.</w:t>
       </w:r>
       <w:r>
         <w:t xml:space="preserve"> </w:t>
@@ -4794,13 +4794,13 @@
           <w:b/>
           <w:bCs/>
         </w:rPr>
-        <w:t xml:space="preserve">B:</w:t>
-      </w:r>
-      <w:r>
-        <w:t xml:space="preserve"> </w:t>
-      </w:r>
-      <w:r>
-        <w:t xml:space="preserve">a light optical image of a bainitic steel and an EBSD orientation map of a region covering a quarter of it.</w:t>
+        <w:t xml:space="preserve">C, D:</w:t>
+      </w:r>
+      <w:r>
+        <w:t xml:space="preserve"> </w:t>
+      </w:r>
+      <w:r>
+        <w:t xml:space="preserve">Different instrument and magnification. A light optical bright-field image of a bainitic steel (C) and an EBSD orientation map (D) of a region covering 25 % of it; 54 annotated points.</w:t>
       </w:r>
       <w:r>
         <w:t xml:space="preserve"> </w:t>
@@ -4810,13 +4810,13 @@
           <w:b/>
           <w:bCs/>
         </w:rPr>
-        <w:t xml:space="preserve">C:</w:t>
-      </w:r>
-      <w:r>
-        <w:t xml:space="preserve"> </w:t>
-      </w:r>
-      <w:r>
-        <w:t xml:space="preserve">an SEM secondary-electron image of a spalled specimen and a backscattered-electron image of a region covering 4.9 % of it. Micrographs: Durmaz et al. (2026a), CC BY 4.0.</w:t>
+        <w:t xml:space="preserve">E, F:</w:t>
+      </w:r>
+      <w:r>
+        <w:t xml:space="preserve"> </w:t>
+      </w:r>
+      <w:r>
+        <w:t xml:space="preserve">A small field inside a large one. An SEM secondary-electron image of a spalled specimen (E) and a backscattered-electron image (F) of a region covering 4.9 % of it; 19 annotated points. Micrographs: Durmaz et al. (2026a), CC BY 4.0.</w:t>
       </w:r>
     </w:p>
     <w:p>
@@ -4834,7 +4834,7 @@
         <w:t xml:space="preserve"> </w:t>
       </w:r>
       <w:r>
-        <w:t xml:space="preserve">Three columns of paired micrographs. In each column, the upper image is the larger field of view with a yellow outline showing where the lower image belongs, and yellow dots marking hand-annotated matching points. The left pair covers the same area in two different contrasts; the middle pair is a colour optical image and a colourful orientation map of a quarter of it; the right pair is a low-magnification electron image with a small outlined rectangle and a high-magnification image of that rectangle.</w:t>
+        <w:t xml:space="preserve">Six micrographs in three rows, one pair per row. In each row, the left image is the larger field of view, with a yellow outline showing where the right image belongs and yellow dots marking hand-annotated matching points; the right image carries the same dots. The top pair covers the same area in two different contrasts. The middle pair is a colour optical image, whose yellow outline runs partly off its left edge, and a colourful orientation map of that outlined region. The bottom pair is a low-magnification electron image with a small outlined rectangle and a high-magnification image of that rectangle.</w:t>
       </w:r>
     </w:p>
     <w:p>
@@ -4852,7 +4852,7 @@
         <w:t xml:space="preserve"> </w:t>
       </w:r>
       <w:r>
-        <w:t xml:space="preserve">Registering one pair step by step, with RoMa (the pair of Figure 1C).</w:t>
+        <w:t xml:space="preserve">Registering one pair step by step, with RoMa (the pair of Figure 1E, F).</w:t>
       </w:r>
       <w:r>
         <w:t xml:space="preserve"> </w:t>
@@ -4862,13 +4862,13 @@
           <w:b/>
           <w:bCs/>
         </w:rPr>
-        <w:t xml:space="preserve">A:</w:t>
-      </w:r>
-      <w:r>
-        <w:t xml:space="preserve"> </w:t>
-      </w:r>
-      <w:r>
-        <w:t xml:space="preserve">Steps 1 and 2. The matcher proposed 10,000 correspondences; 120 are drawn, each as a dot of the same colour in both images. Robust fitting kept the 2,032 that agree on one transformation (green) and rejected 7,968 (vermillion).</w:t>
+        <w:t xml:space="preserve">A, B:</w:t>
+      </w:r>
+      <w:r>
+        <w:t xml:space="preserve"> </w:t>
+      </w:r>
+      <w:r>
+        <w:t xml:space="preserve">Steps 1 and 2. The matcher proposed 10,000 correspondences; 120 are drawn, each as a dot of the same colour at its position in the wide image, an SEM secondary-electron image (A), and in the narrow image, an SEM backscattered-electron image (B). Robust fitting kept the 2,032 that agree on one transformation (green; 60 drawn) and rejected 7,968 (vermillion; 60 drawn).</w:t>
       </w:r>
       <w:r>
         <w:t xml:space="preserve"> </w:t>
@@ -4878,7 +4878,7 @@
           <w:b/>
           <w:bCs/>
         </w:rPr>
-        <w:t xml:space="preserve">B:</w:t>
+        <w:t xml:space="preserve">C:</w:t>
       </w:r>
       <w:r>
         <w:t xml:space="preserve"> </w:t>
@@ -4894,7 +4894,7 @@
           <w:b/>
           <w:bCs/>
         </w:rPr>
-        <w:t xml:space="preserve">C:</w:t>
+        <w:t xml:space="preserve">D:</w:t>
       </w:r>
       <w:r>
         <w:t xml:space="preserve"> </w:t>
@@ -4910,13 +4910,13 @@
           <w:b/>
           <w:bCs/>
         </w:rPr>
-        <w:t xml:space="preserve">D:</w:t>
-      </w:r>
-      <w:r>
-        <w:t xml:space="preserve"> </w:t>
-      </w:r>
-      <w:r>
-        <w:t xml:space="preserve">Step 5. The misses at the 19 annotated points; their mean, 2.7 pixels, is the pair’s registration error, below the 10-pixel threshold. This is a repeat run (Section 2.13); the benchmark run gave 3.3 pixels.</w:t>
+        <w:t xml:space="preserve">E:</w:t>
+      </w:r>
+      <w:r>
+        <w:t xml:space="preserve"> </w:t>
+      </w:r>
+      <w:r>
+        <w:t xml:space="preserve">Step 5. The misses at the 19 annotated points; their mean, 2.7 pixels (vermillion line), is the pair’s registration error, below the 10-pixel threshold (dotted line). This is a repeat run (Section 2.13); the benchmark run gave 3.3 pixels.</w:t>
       </w:r>
     </w:p>
     <w:p>
@@ -4934,7 +4934,7 @@
         <w:t xml:space="preserve"> </w:t>
       </w:r>
       <w:r>
-        <w:t xml:space="preserve">Four panels. The first shows a low-magnification electron image and a high-magnification image with matching coloured dots; green dots cluster in the small region where the images overlap and red-orange dots are scattered elsewhere. The second shows a dashed outline lying on top of a solid yellow outline. The third shows short arrows at annotated points. The fourth is a histogram of per-point errors, all below 10 pixels, with the mean marked at 2.7 pixels.</w:t>
+        <w:t xml:space="preserve">Five panels. The first two are a low-magnification electron image and a high-magnification image with matching coloured dots; in the first, green dots cluster in the small region where the images overlap and red-orange dots trail away from it, and in the second, the green dots sit in one corner and the red-orange dots are scattered everywhere else. The third shows a dashed outline lying on top of a solid yellow outline. The fourth is a close-up with short arrows at the annotated points. The fifth is a histogram of per-point errors, all below 10 pixels, with the mean marked at 2.7 pixels.</w:t>
       </w:r>
     </w:p>
     <w:p>
@@ -4968,7 +4968,7 @@
         <w:t xml:space="preserve"> </w:t>
       </w:r>
       <w:r>
-        <w:t xml:space="preserve">An SEM backscattered-electron image of a sectioned cobalt-nickel alloy, cut by pooled tiling into 92 tiles (the 77 full-resolution tiles are drawn in white), with the true outline of the narrow image, an EBSD pattern-sharpness map, in yellow. Contrast adjusted for display.</w:t>
+        <w:t xml:space="preserve">The wide image, an SEM backscattered-electron image of a sectioned cobalt-nickel alloy, cut by pooled tiling into 92 tiles (the 77 full-resolution tiles are drawn in white), with the true outline of the narrow image (yellow) and the tiles of panels C (green) and D (vermillion). Contrast adjusted for display.</w:t>
       </w:r>
       <w:r>
         <w:t xml:space="preserve"> </w:t>
@@ -4984,7 +4984,7 @@
         <w:t xml:space="preserve"> </w:t>
       </w:r>
       <w:r>
-        <w:t xml:space="preserve">The tile outlined in green, which lies inside the true outline. RoMa returned 10,000 correspondences; their positions are drawn in blue where the matcher’s certainty was above its 0.05 cut-off (87 %) and in black where it was below.</w:t>
+        <w:t xml:space="preserve">The narrow image, an EBSD pattern-sharpness map.</w:t>
       </w:r>
       <w:r>
         <w:t xml:space="preserve"> </w:t>
@@ -5000,7 +5000,7 @@
         <w:t xml:space="preserve"> </w:t>
       </w:r>
       <w:r>
-        <w:t xml:space="preserve">The tile outlined in vermillion, which contains none of the narrow image. RoMa again returned 10,000 correspondences, only 11 % of them above the cut-off.</w:t>
+        <w:t xml:space="preserve">The tile outlined in green, which lies inside the true outline. RoMa returned 10,000 correspondences; their positions are drawn in blue where the matcher’s certainty was above its 0.05 cut-off (87 %) and in black where it was below.</w:t>
       </w:r>
       <w:r>
         <w:t xml:space="preserve"> </w:t>
@@ -5016,7 +5016,7 @@
         <w:t xml:space="preserve"> </w:t>
       </w:r>
       <w:r>
-        <w:t xml:space="preserve">On all 33 genuinely tiled pairs, the fraction of correspondences that robust fitting could keep, for the whole image matched once (blue) and for the pooled tiles (purple); lines join the same pair.</w:t>
+        <w:t xml:space="preserve">The tile outlined in vermillion, which contains none of the narrow image. RoMa again returned 10,000 correspondences, only 11 % of them above the cut-off.</w:t>
       </w:r>
       <w:r>
         <w:t xml:space="preserve"> </w:t>
@@ -5032,7 +5032,23 @@
         <w:t xml:space="preserve"> </w:t>
       </w:r>
       <w:r>
-        <w:t xml:space="preserve">Registration error of the same 33 pairs, whole image against pooled tiles; points above the dashed line got worse. Panels B and C are repeat runs (Section 2.13); panels D and E are from the benchmark runs.</w:t>
+        <w:t xml:space="preserve">On all 33 genuinely tiled pairs, the fraction of correspondences that robust fitting could keep (logarithmic axis), for the whole image matched once (blue) and for the pooled tiles (purple); lines join the same pair.</w:t>
+      </w:r>
+      <w:r>
+        <w:t xml:space="preserve"> </w:t>
+      </w:r>
+      <w:r>
+        <w:rPr>
+          <w:b/>
+          <w:bCs/>
+        </w:rPr>
+        <w:t xml:space="preserve">F:</w:t>
+      </w:r>
+      <w:r>
+        <w:t xml:space="preserve"> </w:t>
+      </w:r>
+      <w:r>
+        <w:t xml:space="preserve">Registration error of the same 33 pairs, whole image matched once against tiles pooled (logarithmic axes); pooling raised the error on the 26 pairs above the dashed line. Panels C and D are repeat runs (Section 2.13); panels E and F are from the benchmark runs.</w:t>
       </w:r>
     </w:p>
     <w:p>
@@ -5050,7 +5066,7 @@
         <w:t xml:space="preserve"> </w:t>
       </w:r>
       <w:r>
-        <w:t xml:space="preserve">Five panels. The first shows an electron image divided by a white grid of square tiles, with a green square inside a yellow outline and an orange square outside it. The next two show those two tiles covered with dots: the inside tile has large blue regions, the outside tile is covered mostly in black dots with few blue ones. A dot plot on a logarithmic scale shows the fraction of kept correspondences falling steeply from the whole-image match to the pooled tiles for almost every pair. A scatter plot on logarithmic axes shows most pairs above the diagonal, meaning larger errors after pooling.</w:t>
+        <w:t xml:space="preserve">Six panels. The first shows an electron image divided by a white grid of square tiles, with a green square inside a yellow outline and an orange square outside it; the second is the narrow image, a grey EBSD map. The next two show the green and the orange tile covered with dots: the inside tile has large blue regions, the outside tile is covered mostly in black dots with few blue ones. A dot plot on a logarithmic scale shows the fraction of kept correspondences falling steeply from the whole-image match to the pooled tiles for almost every pair. A scatter plot on logarithmic axes shows most pairs above the diagonal, meaning larger errors after pooling.</w:t>
       </w:r>
     </w:p>
     <w:p>
@@ -5068,7 +5084,7 @@
         <w:t xml:space="preserve"> </w:t>
       </w:r>
       <w:r>
-        <w:t xml:space="preserve">Examples of failure. In each row, the left panel shows the wide image with the true outline of the narrow image (yellow) and where the matcher placed it (dashed vermillion), and the right panel shows the narrow image.</w:t>
+        <w:t xml:space="preserve">Examples of failure. Each row is one pair. Left: the wide image, with the true outline of the narrow image (yellow) and where the matcher placed it (dashed vermillion). Right: the narrow image.</w:t>
       </w:r>
       <w:r>
         <w:t xml:space="preserve"> </w:t>
@@ -5078,13 +5094,13 @@
           <w:b/>
           <w:bCs/>
         </w:rPr>
-        <w:t xml:space="preserve">A:</w:t>
-      </w:r>
-      <w:r>
-        <w:t xml:space="preserve"> </w:t>
-      </w:r>
-      <w:r>
-        <w:t xml:space="preserve">Appearance. Two STEM images of the same area of a refractory high-entropy alloy, recorded with a dark-field and an annular dark-field detector; the dislocations appear with different contrast. The middle panel shows the region the narrow image covers, as the wide image records it. MatchAnything-RoMa misses by 2,043 pixels (benchmark run: 508 pixels).</w:t>
+        <w:t xml:space="preserve">A–C:</w:t>
+      </w:r>
+      <w:r>
+        <w:t xml:space="preserve"> </w:t>
+      </w:r>
+      <w:r>
+        <w:t xml:space="preserve">Appearance. Two STEM images of the same area of a refractory high-entropy alloy from the same microscope, recorded with a dark-field detector (A, B) and an annular dark-field detector (C); the narrow image covers 97 % of the wide image’s area, and the dislocations appear with different contrast. B shows the region the narrow image covers, as the wide image records it (2,048 by 2,192 pixels). MatchAnything-RoMa misses by 2,043 pixels (benchmark run: 508 pixels).</w:t>
       </w:r>
       <w:r>
         <w:t xml:space="preserve"> </w:t>
@@ -5094,13 +5110,13 @@
           <w:b/>
           <w:bCs/>
         </w:rPr>
-        <w:t xml:space="preserve">B:</w:t>
-      </w:r>
-      <w:r>
-        <w:t xml:space="preserve"> </w:t>
-      </w:r>
-      <w:r>
-        <w:t xml:space="preserve">Field of view. A light optical image of a cobalt-nickel alloy and a higher-magnification light optical image covering 1.9 % of its area. The middle panel shows that the wide image records the narrow image’s entire field in 239 by 195 pixels. MatchAnything-RoMa misses by 623 pixels (benchmark run: 630).</w:t>
+        <w:t xml:space="preserve">D–F:</w:t>
+      </w:r>
+      <w:r>
+        <w:t xml:space="preserve"> </w:t>
+      </w:r>
+      <w:r>
+        <w:t xml:space="preserve">Field of view. A light optical bright-field image of a cobalt-nickel alloy (D) and a higher-magnification light optical bright-field image (F, 1,729 by 1,379 pixels) covering 1.9 % of its area. E shows the region the narrow image covers, as the wide image records it: 239 by 195 pixels, enlarged without interpolation so that the individual pixels are visible. The coarseness of E is the content of the panel, not a defect of the file. MatchAnything-RoMa misses by 623 pixels (benchmark run: 630).</w:t>
       </w:r>
       <w:r>
         <w:t xml:space="preserve"> </w:t>
@@ -5110,13 +5126,13 @@
           <w:b/>
           <w:bCs/>
         </w:rPr>
-        <w:t xml:space="preserve">C:</w:t>
-      </w:r>
-      <w:r>
-        <w:t xml:space="preserve"> </w:t>
-      </w:r>
-      <w:r>
-        <w:t xml:space="preserve">Forgetting. An SEM secondary-electron image and a light optical extended-focus image of the same C103 fracture surface, a combination absent from the fine-tuning data. MatchAnything-RoMa registers it (6 pixels; benchmark run 6.2); after fine-tuning on other benchmark pairs, the same network misses by 473 pixels (benchmark run: 387). All three rows are repeat runs (Section 2.13). Micrographs: Durmaz et al. (2026a), CC BY 4.0.</w:t>
+        <w:t xml:space="preserve">G–I:</w:t>
+      </w:r>
+      <w:r>
+        <w:t xml:space="preserve"> </w:t>
+      </w:r>
+      <w:r>
+        <w:t xml:space="preserve">Forgetting. An SEM secondary-electron image (G, H) and a light optical extended-focus image (I, 3,769 by 3,746 pixels, covering 80 % of the wide image’s area) of the same C103 fracture surface, a combination absent from the fine-tuning data. MatchAnything-RoMa registers the pair (G: 6 pixels; benchmark run 6.2); after fine-tuning on other benchmark pairs, the same network misses by 473 pixels (H; benchmark run: 387). All three rows are repeat runs (Section 2.13). Micrographs: Durmaz et al. (2026a), CC BY 4.0.</w:t>
       </w:r>
     </w:p>
     <w:p>
@@ -5134,7 +5150,7 @@
         <w:t xml:space="preserve"> </w:t>
       </w:r>
       <w:r>
-        <w:t xml:space="preserve">Three rows of micrographs with outlines. In the first row, a dashed outline cuts diagonally across a transmission electron image while the solid yellow outline frames the whole image. In the second row, a small yellow rectangle marks the true location in a low-magnification optical image and a dashed diamond sits in the wrong place; a heavily pixelated enlargement shows how little detail the wide image holds there. In the third row, the dashed outline matches the yellow one before fine-tuning and is badly skewed after it.</w:t>
+        <w:t xml:space="preserve">Nine micrographs in three rows of three. In the first row, a dashed outline cuts diagonally across a transmission electron image while the solid yellow outline frames the whole image; the middle and right images show the same area in two different contrasts. In the second row, a small yellow rectangle marks the true location in a low-magnification optical image and a dashed diamond sits in the wrong place; the middle image is a heavily pixelated enlargement of the small rectangle, showing how little detail the wide image holds there, and the right image is the detailed narrow image. In the third row, the dashed outline matches the yellow one before fine-tuning and is badly skewed after it; the right image is an optical image of the round fracture surface.</w:t>
       </w:r>
     </w:p>
     <w:p>
@@ -5152,7 +5168,7 @@
         <w:t xml:space="preserve"> </w:t>
       </w:r>
       <w:r>
-        <w:t xml:space="preserve">Number of the 187 pairs registered within 10 pixels (</w:t>
+        <w:t xml:space="preserve">Number of the 187 pairs registered by each method within 10 pixels (</w:t>
       </w:r>
       <w:r>
         <w:rPr>
@@ -5162,7 +5178,7 @@
         <w:t xml:space="preserve">A</w:t>
       </w:r>
       <w:r>
-        <w:t xml:space="preserve">) and 20 pixels (</w:t>
+        <w:t xml:space="preserve">) and within 20 pixels (</w:t>
       </w:r>
       <w:r>
         <w:rPr>
@@ -5172,7 +5188,7 @@
         <w:t xml:space="preserve">B</w:t>
       </w:r>
       <w:r>
-        <w:t xml:space="preserve">), errors before refinement. Blue: matchers used directly. Orange: the same matchers inside the checked search. Error bars are 95 % Wilson intervals. The dashed line is the ceiling set by the annotations: a homography fitted to each pair’s own annotated points.</w:t>
+        <w:t xml:space="preserve">), errors before refinement. Blue: matchers used directly. Orange: the same matchers inside the checked search. Error bars are 95 % Wilson intervals. The dashed line is the ceiling set by the annotations: a homography fitted to each pair’s own annotated points, which registers 93 pairs within 10 pixels and 156 within 20.</w:t>
       </w:r>
     </w:p>
     <w:p>
@@ -5190,7 +5206,7 @@
         <w:t xml:space="preserve"> </w:t>
       </w:r>
       <w:r>
-        <w:t xml:space="preserve">Two horizontal bar charts with the same eight methods. Classical methods register 2 to 12 pairs; the RoMa-based methods register 17 to 22 pairs within 10 pixels and 41 to 45 within 20 pixels. Dashed lines at 93 and 156 mark the best any single transformation could achieve.</w:t>
+        <w:t xml:space="preserve">Two horizontal bar charts, one above the other, with the same eight methods. Classical methods register 2 to 12 pairs; the RoMa-based methods register 17 to 22 pairs within 10 pixels and 41 to 45 within 20 pixels. Dashed lines at 93 and 156 mark the best any single transformation could achieve.</w:t>
       </w:r>
     </w:p>
     <w:p>
@@ -5224,7 +5240,7 @@
         <w:t xml:space="preserve"> </w:t>
       </w:r>
       <w:r>
-        <w:t xml:space="preserve">For one pair, the crops of the narrow image at area ratios of 0.5, 0.25, 0.1, 0.05 and 0.02, drawn where they lie in the wide image; the outermost yellow outline is the uncropped narrow image.</w:t>
+        <w:t xml:space="preserve">For one pair, the crops of the narrow image at area ratios of 0.5, 0.25, 0.1, 0.05 and 0.02 (labelled), drawn where they lie in the wide image; the outermost yellow outline is the uncropped narrow image.</w:t>
       </w:r>
       <w:r>
         <w:t xml:space="preserve"> </w:t>
@@ -5305,7 +5321,7 @@
         <w:t xml:space="preserve"> </w:t>
       </w:r>
       <w:r>
-        <w:t xml:space="preserve">Fraction of pairs registered within 10 pixels in each field-of-view group, for RoMa (circles) and MatchAnything-RoMa (squares), used directly (blue) and inside the checked search (orange), with 95 % Wilson intervals; the number of pairs in each group is given under its label.</w:t>
+        <w:t xml:space="preserve">Success by field-of-view group: the fraction of pairs registered within 10 pixels in each group, for RoMa (circles) and MatchAnything-RoMa (squares), used directly (blue) and inside the checked search (orange), with 95 % Wilson intervals; the number of pairs in each group is given under its label.</w:t>
       </w:r>
       <w:r>
         <w:t xml:space="preserve"> </w:t>
@@ -5321,7 +5337,39 @@
         <w:t xml:space="preserve"> </w:t>
       </w:r>
       <w:r>
-        <w:t xml:space="preserve">Normalised mutual information of each pair against its field-of-view ratio (logarithmic axis); dotted lines mark the group boundaries. Pairs with less area in common tend to look less alike, but the trend is weak.</w:t>
+        <w:t xml:space="preserve">Normalised mutual information of each pair against its field-of-view ratio (logarithmic axis); dotted lines mark the group boundaries. Pairs with less area in common tend to look less alike, but the trend is weak (Pearson</w:t>
+      </w:r>
+      <w:r>
+        <w:t xml:space="preserve"> </w:t>
+      </w:r>
+      <w:r>
+        <w:rPr>
+          <w:i/>
+          <w:iCs/>
+        </w:rPr>
+        <w:t xml:space="preserve">r</w:t>
+      </w:r>
+      <w:r>
+        <w:t xml:space="preserve"> </w:t>
+      </w:r>
+      <w:r>
+        <w:t xml:space="preserve">= +0.21,</w:t>
+      </w:r>
+      <w:r>
+        <w:t xml:space="preserve"> </w:t>
+      </w:r>
+      <w:r>
+        <w:rPr>
+          <w:i/>
+          <w:iCs/>
+        </w:rPr>
+        <w:t xml:space="preserve">p</w:t>
+      </w:r>
+      <w:r>
+        <w:t xml:space="preserve"> </w:t>
+      </w:r>
+      <w:r>
+        <w:t xml:space="preserve">= 0.005, 187 pairs).</w:t>
       </w:r>
     </w:p>
     <w:p>
